--- a/files/kang_cv.docx
+++ b/files/kang_cv.docx
@@ -34,7 +34,7 @@
           <w:sz w:val="24"/>
           <w:szCs w:val="24"/>
         </w:rPr>
-        <w:t>November</w:t>
+        <w:t>March</w:t>
       </w:r>
       <w:r>
         <w:rPr>
@@ -58,7 +58,7 @@
           <w:sz w:val="24"/>
           <w:szCs w:val="24"/>
         </w:rPr>
-        <w:t>5</w:t>
+        <w:t>6</w:t>
       </w:r>
     </w:p>
     <w:p>
@@ -1302,23 +1302,7 @@
           <w:sz w:val="24"/>
           <w:szCs w:val="24"/>
         </w:rPr>
-        <w:t xml:space="preserve">Lobbyists as Gatekeepers: Theory and Evidence (with Alexander V. Hirsch, B. Pablo </w:t>
-      </w:r>
-      <w:proofErr w:type="spellStart"/>
-      <w:r>
-        <w:rPr>
-          <w:sz w:val="24"/>
-          <w:szCs w:val="24"/>
-        </w:rPr>
-        <w:t>Montagnes</w:t>
-      </w:r>
-      <w:proofErr w:type="spellEnd"/>
-      <w:r>
-        <w:rPr>
-          <w:sz w:val="24"/>
-          <w:szCs w:val="24"/>
-        </w:rPr>
-        <w:t xml:space="preserve">, and Hye Young You), </w:t>
+        <w:t xml:space="preserve">Lobbyists as Gatekeepers: Theory and Evidence (with Alexander V. Hirsch, B. Pablo Montagnes, and Hye Young You), </w:t>
       </w:r>
       <w:r>
         <w:rPr>
@@ -1683,8 +1667,67 @@
           <w:sz w:val="24"/>
           <w:szCs w:val="24"/>
         </w:rPr>
+        <w:t>Inefficiencies in Local Infrastructure: Evidence from Drinking Water in California</w:t>
+      </w:r>
+      <w:r>
+        <w:rPr>
+          <w:sz w:val="24"/>
+          <w:szCs w:val="24"/>
+        </w:rPr>
+        <w:t xml:space="preserve"> (with Pierre </w:t>
+      </w:r>
+      <w:proofErr w:type="spellStart"/>
+      <w:r>
+        <w:rPr>
+          <w:sz w:val="24"/>
+          <w:szCs w:val="24"/>
+        </w:rPr>
+        <w:t>Bodere</w:t>
+      </w:r>
+      <w:proofErr w:type="spellEnd"/>
+      <w:r>
+        <w:rPr>
+          <w:sz w:val="24"/>
+          <w:szCs w:val="24"/>
+        </w:rPr>
+        <w:t xml:space="preserve"> and Giulia Brancaccio)</w:t>
+      </w:r>
+    </w:p>
+    <w:p>
+      <w:pPr>
+        <w:spacing w:line="276" w:lineRule="auto"/>
+        <w:jc w:val="both"/>
+        <w:rPr>
+          <w:sz w:val="24"/>
+          <w:szCs w:val="24"/>
+        </w:rPr>
+      </w:pPr>
+    </w:p>
+    <w:p>
+      <w:pPr>
+        <w:spacing w:line="276" w:lineRule="auto"/>
+        <w:jc w:val="both"/>
+        <w:rPr>
+          <w:sz w:val="24"/>
+          <w:szCs w:val="24"/>
+        </w:rPr>
+      </w:pPr>
+      <w:r>
+        <w:rPr>
+          <w:sz w:val="24"/>
+          <w:szCs w:val="24"/>
+        </w:rPr>
         <w:t>Policy Deterrence: Strategic Investment in U.S. Broadband (with Mo Xiao)</w:t>
       </w:r>
+    </w:p>
+    <w:p>
+      <w:pPr>
+        <w:spacing w:line="276" w:lineRule="auto"/>
+        <w:rPr>
+          <w:sz w:val="24"/>
+          <w:szCs w:val="24"/>
+        </w:rPr>
+      </w:pPr>
     </w:p>
     <w:p>
       <w:pPr>
@@ -1722,6 +1765,7 @@
           <w:sz w:val="24"/>
           <w:szCs w:val="24"/>
         </w:rPr>
+        <w:lastRenderedPageBreak/>
         <w:t>Invited Seminars</w:t>
       </w:r>
       <w:r>
@@ -1927,7 +1971,6 @@
                 <w:sz w:val="24"/>
                 <w:szCs w:val="24"/>
               </w:rPr>
-              <w:lastRenderedPageBreak/>
               <w:t>UCL</w:t>
             </w:r>
             <w:r>
@@ -1935,7 +1978,7 @@
                 <w:sz w:val="24"/>
                 <w:szCs w:val="24"/>
               </w:rPr>
-              <w:t xml:space="preserve">, Queen Mary University in London, </w:t>
+              <w:t xml:space="preserve">, Queen Mary University London, </w:t>
             </w:r>
             <w:r>
               <w:rPr>
@@ -1956,15 +1999,7 @@
                 <w:sz w:val="24"/>
                 <w:szCs w:val="24"/>
               </w:rPr>
-              <w:t xml:space="preserve">, UC Berkeley, Stanford </w:t>
-            </w:r>
-            <w:r>
-              <w:rPr>
-                <w:sz w:val="24"/>
-                <w:szCs w:val="24"/>
-              </w:rPr>
-              <w:lastRenderedPageBreak/>
-              <w:t>GSB</w:t>
+              <w:t>, UC Berkeley, Stanford GSB</w:t>
             </w:r>
           </w:p>
           <w:p>
@@ -2141,7 +2176,6 @@
                 <w:sz w:val="24"/>
                 <w:szCs w:val="24"/>
               </w:rPr>
-              <w:lastRenderedPageBreak/>
               <w:t xml:space="preserve">2022 </w:t>
             </w:r>
           </w:p>
@@ -3264,6 +3298,16 @@
                 <w:szCs w:val="24"/>
               </w:rPr>
             </w:pPr>
+          </w:p>
+          <w:p>
+            <w:pPr>
+              <w:spacing w:line="276" w:lineRule="auto"/>
+              <w:jc w:val="both"/>
+              <w:rPr>
+                <w:sz w:val="24"/>
+                <w:szCs w:val="24"/>
+              </w:rPr>
+            </w:pPr>
             <w:r>
               <w:rPr>
                 <w:sz w:val="24"/>
@@ -3319,6 +3363,13 @@
                 <w:szCs w:val="24"/>
               </w:rPr>
               <w:t>Leuven IO Summer Workshop</w:t>
+            </w:r>
+            <w:r>
+              <w:rPr>
+                <w:sz w:val="24"/>
+                <w:szCs w:val="24"/>
+              </w:rPr>
+              <w:t>, Washington Political Economy Conference, Seoul Political Economy Conference</w:t>
             </w:r>
           </w:p>
           <w:p>
@@ -3567,7 +3618,15 @@
                 <w:sz w:val="24"/>
                 <w:szCs w:val="24"/>
               </w:rPr>
-              <w:t xml:space="preserve"> Non-Market Effects of Market Power Conference at Columbia Business School,</w:t>
+              <w:t xml:space="preserve"> Non-Market </w:t>
+            </w:r>
+            <w:r>
+              <w:rPr>
+                <w:sz w:val="24"/>
+                <w:szCs w:val="24"/>
+              </w:rPr>
+              <w:lastRenderedPageBreak/>
+              <w:t>Effects of Market Power Conference at Columbia Business School,</w:t>
             </w:r>
             <w:r>
               <w:rPr>
@@ -3598,6 +3657,7 @@
                 <w:sz w:val="24"/>
                 <w:szCs w:val="24"/>
               </w:rPr>
+              <w:lastRenderedPageBreak/>
               <w:t>2022</w:t>
             </w:r>
           </w:p>
@@ -3644,7 +3704,6 @@
                 <w:sz w:val="24"/>
                 <w:szCs w:val="24"/>
               </w:rPr>
-              <w:lastRenderedPageBreak/>
               <w:t>2021</w:t>
             </w:r>
           </w:p>
@@ -4780,38 +4839,13 @@
           <w:szCs w:val="24"/>
         </w:rPr>
       </w:pPr>
-    </w:p>
-    <w:p>
-      <w:pPr>
-        <w:pBdr>
-          <w:bottom w:val="single" w:sz="4" w:space="1" w:color="auto"/>
-        </w:pBdr>
-        <w:spacing w:line="276" w:lineRule="auto"/>
+      <w:r>
         <w:rPr>
           <w:b/>
           <w:sz w:val="24"/>
           <w:szCs w:val="24"/>
         </w:rPr>
-      </w:pPr>
-    </w:p>
-    <w:p>
-      <w:pPr>
-        <w:pBdr>
-          <w:bottom w:val="single" w:sz="4" w:space="1" w:color="auto"/>
-        </w:pBdr>
-        <w:spacing w:line="276" w:lineRule="auto"/>
-        <w:rPr>
-          <w:b/>
-          <w:sz w:val="24"/>
-          <w:szCs w:val="24"/>
-        </w:rPr>
-      </w:pPr>
-      <w:r>
-        <w:rPr>
-          <w:b/>
-          <w:sz w:val="24"/>
-          <w:szCs w:val="24"/>
-        </w:rPr>
+        <w:lastRenderedPageBreak/>
         <w:t>Professional Activities</w:t>
       </w:r>
     </w:p>
